--- a/data/ai_paras/AI_para_165.docx
+++ b/data/ai_paras/AI_para_165.docx
@@ -4,7 +4,7 @@
   <w:body>
     <w:p>
       <w:r>
-        <w:t>Proteins exhibit a remarkable diversity in their structures, which directly correlates to their myriad functions within biological systems. The secondary structures, such as alpha helices and beta sheets, provide a scaffold that contributes to the protein's overall stability, while tertiary structures result from intricate folding patterns that create specific active sites essential for biochemical interactions (Pearse et al. 117). This three-dimensional conformation allows proteins to interact precisely with other molecules, facilitating processes like enzymatic catalysis and signal transduction. Furthermore, quaternary structures, which involve the assembly of multiple polypeptide chains, enable proteins to perform complex functions, including cooperative interactions and allosteric regulation (Pearse et al. 117). These hierarchical structures underscore the sophisticated relationship between a protein's form and its function, illustrating how structural diversity is fundamental to the dynamic roles proteins play in sustaining life.</w:t>
+        <w:t>Proteins are composed of long chains of amino acids linked together by peptide bonds, forming the essential backbone of their structure. Amino acids, the building blocks of proteins, contain a central carbon atom, an amino group, a carboxyl group, and a distinctive side chain that determines the amino acid's properties. The sequence of amino acids in a polypeptide chain is known as the primary structure of the protein, which dictates its overall configuration and function (Ref-s044739). Peptide bonds, formed through a dehydration reaction between the carboxyl group of one amino acid and the amino group of the next, create the polypeptide chain's backbone, allowing for the formation of complex protein structures. This intricate chemical assembly underpins the diverse functionalities of proteins, enabling them to participate in a myriad of biological processes essential for sustaining life.</w:t>
       </w:r>
     </w:p>
     <w:sectPr>
